--- a/templates/dogovor_template.docx
+++ b/templates/dogovor_template.docx
@@ -132,13 +132,6 @@
         <w:tab/>
         <w:tab/>
         <w:tab/>
-      </w:r>
-      <w:r>
-        <w:rPr>
-          <w:sz w:val="22"/>
-          <w:szCs w:val="22"/>
-          <w:rtl w:val="0"/>
-        </w:rPr>
         <w:t xml:space="preserve">«{{День}}» {{Месяц}} {{Год}} года</w:t>
       </w:r>
     </w:p>
@@ -249,15 +242,7 @@
           <w:szCs w:val="22"/>
           <w:rtl w:val="0"/>
         </w:rPr>
-        <w:t xml:space="preserve"> {{ФИО}}, пол: {{Пол}}, дата рождения: {{Дата_рождения}}, место рождения: {{Место_рождения}}, паспорт серии {{Серия}} №{{Номер}}, выдан {{Дата_выдачи}} {{Кем_выдан}}, код подразделения: {{Код_подразделения}}, зарегистрированный по адресу: {{Адрес_регистрации}},</w:t>
-      </w:r>
-      <w:r>
-        <w:rPr>
-          <w:sz w:val="22"/>
-          <w:szCs w:val="22"/>
-          <w:rtl w:val="0"/>
-        </w:rPr>
-        <w:t xml:space="preserve"> именуемый в дальнейшем «Заказчик», с другой стороны, совместно именуемые «Стороны», з</w:t>
+        <w:t xml:space="preserve"> {{ФИО}}, пол: {{Пол}}, дата рождения: {{Дата_рождения}}, место рождения: {{Место_рождения}}, паспорт серии {{Серия}} №{{Номер}}, выдан {{Дата_выдачи}} {{Кем_выдан}}, код подразделения: {{Код_подразделения}}, зарегистрированный по адресу: {{Адрес_регистрации}}, именуемый в дальнейшем «Заказчик», с другой стороны, совместно именуемые «Стороны», з</w:t>
       </w:r>
       <w:r>
         <w:rPr>
@@ -541,7 +526,7 @@
           <w:right w:space="0" w:sz="0" w:val="nil"/>
           <w:between w:space="0" w:sz="0" w:val="nil"/>
         </w:pBdr>
-        <w:spacing w:after="0" w:afterAutospacing="0" w:before="120" w:line="240" w:lineRule="auto"/>
+        <w:spacing w:after="0" w:before="120" w:line="240" w:lineRule="auto"/>
         <w:ind w:left="2267.71653543307" w:hanging="360"/>
         <w:jc w:val="both"/>
         <w:rPr>
@@ -577,7 +562,7 @@
           <w:right w:space="0" w:sz="0" w:val="nil"/>
           <w:between w:space="0" w:sz="0" w:val="nil"/>
         </w:pBdr>
-        <w:spacing w:after="0" w:afterAutospacing="0" w:before="0" w:beforeAutospacing="0" w:line="240" w:lineRule="auto"/>
+        <w:spacing w:after="0" w:before="0" w:line="240" w:lineRule="auto"/>
         <w:ind w:left="2267.71653543307" w:hanging="360"/>
         <w:jc w:val="both"/>
         <w:rPr>
@@ -613,7 +598,7 @@
           <w:right w:space="0" w:sz="0" w:val="nil"/>
           <w:between w:space="0" w:sz="0" w:val="nil"/>
         </w:pBdr>
-        <w:spacing w:after="0" w:afterAutospacing="0" w:before="0" w:beforeAutospacing="0" w:line="240" w:lineRule="auto"/>
+        <w:spacing w:after="0" w:before="0" w:line="240" w:lineRule="auto"/>
         <w:ind w:left="2267.71653543307" w:hanging="360"/>
         <w:jc w:val="both"/>
         <w:rPr>
@@ -649,7 +634,7 @@
           <w:right w:space="0" w:sz="0" w:val="nil"/>
           <w:between w:space="0" w:sz="0" w:val="nil"/>
         </w:pBdr>
-        <w:spacing w:after="0" w:afterAutospacing="0" w:before="0" w:beforeAutospacing="0" w:line="240" w:lineRule="auto"/>
+        <w:spacing w:after="0" w:before="0" w:line="240" w:lineRule="auto"/>
         <w:ind w:left="2267.71653543307" w:hanging="360"/>
         <w:jc w:val="both"/>
         <w:rPr>
@@ -693,7 +678,7 @@
           <w:right w:space="0" w:sz="0" w:val="nil"/>
           <w:between w:space="0" w:sz="0" w:val="nil"/>
         </w:pBdr>
-        <w:spacing w:after="0" w:afterAutospacing="0" w:before="0" w:beforeAutospacing="0" w:line="240" w:lineRule="auto"/>
+        <w:spacing w:after="0" w:before="0" w:line="240" w:lineRule="auto"/>
         <w:ind w:left="2267.71653543307" w:hanging="360"/>
         <w:jc w:val="both"/>
         <w:rPr>
@@ -729,7 +714,7 @@
           <w:right w:space="0" w:sz="0" w:val="nil"/>
           <w:between w:space="0" w:sz="0" w:val="nil"/>
         </w:pBdr>
-        <w:spacing w:before="0" w:beforeAutospacing="0" w:line="240" w:lineRule="auto"/>
+        <w:spacing w:before="0" w:line="240" w:lineRule="auto"/>
         <w:ind w:left="2267.71653543307" w:hanging="360"/>
         <w:jc w:val="both"/>
         <w:rPr>
@@ -1214,6 +1199,11 @@
         </w:rPr>
         <w:t xml:space="preserve">Заказчик имеет право:</w:t>
       </w:r>
+      <w:r>
+        <w:rPr>
+          <w:rtl w:val="0"/>
+        </w:rPr>
+      </w:r>
     </w:p>
     <w:p>
       <w:pPr>
@@ -1262,6 +1252,11 @@
         </w:rPr>
         <w:t xml:space="preserve"> время проверять ход и качество работы, выполняемой Исполнителем, не вмешиваясь в его деятельность.</w:t>
       </w:r>
+      <w:r>
+        <w:rPr>
+          <w:rtl w:val="0"/>
+        </w:rPr>
+      </w:r>
     </w:p>
     <w:p>
       <w:pPr>
@@ -1462,6 +1457,11 @@
         </w:rPr>
         <w:t xml:space="preserve">Оплата госпошлины, командировочных, почтовых расходов, расходов на проезд производится Заказчиком путем предоплаты по запросу Исполнителя; окончательный расчет производится на основании представленных Исполнителем подтверждающих документов.</w:t>
       </w:r>
+      <w:r>
+        <w:rPr>
+          <w:rtl w:val="0"/>
+        </w:rPr>
+      </w:r>
     </w:p>
     <w:p>
       <w:pPr>
@@ -2485,6 +2485,11 @@
         </w:rPr>
         <w:t xml:space="preserve">Стороны обязуются соблюдать конфиденциальность персональных данных, обеспечивать безопасность персональных данных при их обработке.</w:t>
       </w:r>
+      <w:r>
+        <w:rPr>
+          <w:rtl w:val="0"/>
+        </w:rPr>
+      </w:r>
     </w:p>
     <w:p>
       <w:pPr>
@@ -2613,6 +2618,11 @@
         </w:rPr>
         <w:t xml:space="preserve">В случае невозможности разрешения споров путем переговоров стороны после реализации предусмотренной законодательством процедуры досудебного урегулирования разногласий передают их на рассмотрение в суд по местонахождению Исполнителя.</w:t>
       </w:r>
+      <w:r>
+        <w:rPr>
+          <w:rtl w:val="0"/>
+        </w:rPr>
+      </w:r>
     </w:p>
     <w:p>
       <w:pPr>
@@ -2813,6 +2823,11 @@
         </w:rPr>
         <w:t xml:space="preserve">Настоящий договор составлен в двух экземплярах на русском языке. Оба экземпляра идентичны и имеют одинаковую силу. У каждой из сторон находится один экземпляр настоящего договора.</w:t>
       </w:r>
+      <w:r>
+        <w:rPr>
+          <w:rtl w:val="0"/>
+        </w:rPr>
+      </w:r>
     </w:p>
     <w:p>
       <w:pPr>
@@ -2854,37 +2869,6 @@
         <w:ind w:left="708.6614173228347" w:hanging="360"/>
         <w:rPr>
           <w:rFonts w:ascii="Times New Roman" w:cs="Times New Roman" w:eastAsia="Times New Roman" w:hAnsi="Times New Roman"/>
-          <w:sz w:val="22"/>
-          <w:szCs w:val="22"/>
-        </w:rPr>
-      </w:pPr>
-      <w:r>
-        <w:rPr>
-          <w:b w:val="1"/>
-          <w:bCs w:val="1"/>
-          <w:color w:val="000000"/>
-          <w:sz w:val="22"/>
-          <w:szCs w:val="22"/>
-          <w:rtl w:val="0"/>
-        </w:rPr>
-        <w:t xml:space="preserve">Адреса и реквизиты сторон:</w:t>
-      </w:r>
-    </w:p>
-    <w:p>
-      <w:pPr>
-        <w:pBdr>
-          <w:top w:space="0" w:sz="0" w:val="nil"/>
-          <w:left w:space="0" w:sz="0" w:val="nil"/>
-          <w:bottom w:space="0" w:sz="0" w:val="nil"/>
-          <w:right w:space="0" w:sz="0" w:val="nil"/>
-          <w:between w:space="0" w:sz="0" w:val="nil"/>
-        </w:pBdr>
-        <w:spacing w:before="120" w:line="276" w:lineRule="auto"/>
-        <w:ind w:left="2160" w:firstLine="0"/>
-        <w:jc w:val="center"/>
-        <w:rPr>
-          <w:b w:val="1"/>
-          <w:bCs w:val="1"/>
           <w:sz w:val="22"/>
           <w:szCs w:val="22"/>
         </w:rPr>
@@ -2895,6 +2879,17 @@
           <w:pgNumType w:start="1"/>
         </w:sectPr>
       </w:pPr>
+      <w:r>
+        <w:rPr>
+          <w:b w:val="1"/>
+          <w:bCs w:val="1"/>
+          <w:color w:val="000000"/>
+          <w:sz w:val="22"/>
+          <w:szCs w:val="22"/>
+          <w:rtl w:val="0"/>
+        </w:rPr>
+        <w:t xml:space="preserve">Адреса и реквизиты сторон:</w:t>
+      </w:r>
       <w:r>
         <w:rPr>
           <w:rtl w:val="0"/>
@@ -3685,37 +3680,13 @@
           <w:sz w:val="22"/>
           <w:szCs w:val="22"/>
         </w:rPr>
-      </w:pPr>
-      <w:r>
-        <w:rPr>
-          <w:rtl w:val="0"/>
-        </w:rPr>
-      </w:r>
-    </w:p>
-    <w:p>
-      <w:pPr>
-        <w:pBdr>
-          <w:top w:space="0" w:sz="0" w:val="nil"/>
-          <w:left w:space="0" w:sz="0" w:val="nil"/>
-          <w:bottom w:space="0" w:sz="0" w:val="nil"/>
-          <w:right w:space="0" w:sz="0" w:val="nil"/>
-          <w:between w:space="0" w:sz="0" w:val="nil"/>
-        </w:pBdr>
-        <w:spacing w:line="240" w:lineRule="auto"/>
-        <w:ind w:left="0" w:hanging="2"/>
-        <w:rPr>
-          <w:b w:val="1"/>
-          <w:bCs w:val="1"/>
-          <w:sz w:val="22"/>
-          <w:szCs w:val="22"/>
-        </w:rPr>
         <w:sectPr>
           <w:type w:val="continuous"/>
           <w:pgSz w:h="16838" w:w="11906" w:orient="portrait"/>
           <w:pgMar w:bottom="719" w:top="719" w:left="1701" w:right="850" w:header="708" w:footer="708"/>
           <w:cols w:equalWidth="0" w:num="2">
-            <w:col w:space="672.45" w:w="4341.0199999999995"/>
-            <w:col w:space="0" w:w="4341.0199999999995"/>
+            <w:col w:space="672.45" w:w="4341.275"/>
+            <w:col w:space="0" w:w="4341.275"/>
           </w:cols>
         </w:sectPr>
       </w:pPr>
@@ -3923,7 +3894,1289 @@
         <w:ind w:left="0" w:hanging="2"/>
         <w:jc w:val="both"/>
         <w:rPr>
-          <w:color w:val="000000"/>
+          <w:sz w:val="22"/>
+          <w:szCs w:val="22"/>
+        </w:rPr>
+      </w:pPr>
+      <w:r>
+        <w:rPr>
+          <w:rtl w:val="0"/>
+        </w:rPr>
+      </w:r>
+    </w:p>
+    <w:p>
+      <w:pPr>
+        <w:spacing w:before="120" w:lineRule="auto"/>
+        <w:ind w:left="0" w:hanging="2"/>
+        <w:jc w:val="both"/>
+        <w:rPr>
+          <w:sz w:val="22"/>
+          <w:szCs w:val="22"/>
+        </w:rPr>
+      </w:pPr>
+      <w:r>
+        <w:rPr>
+          <w:rtl w:val="0"/>
+        </w:rPr>
+      </w:r>
+    </w:p>
+    <w:p>
+      <w:pPr>
+        <w:spacing w:before="120" w:lineRule="auto"/>
+        <w:ind w:left="0" w:hanging="2"/>
+        <w:jc w:val="both"/>
+        <w:rPr>
+          <w:sz w:val="22"/>
+          <w:szCs w:val="22"/>
+        </w:rPr>
+      </w:pPr>
+      <w:r>
+        <w:rPr>
+          <w:rtl w:val="0"/>
+        </w:rPr>
+      </w:r>
+    </w:p>
+    <w:p>
+      <w:pPr>
+        <w:spacing w:before="120" w:lineRule="auto"/>
+        <w:ind w:left="0" w:hanging="2"/>
+        <w:jc w:val="both"/>
+        <w:rPr>
+          <w:sz w:val="22"/>
+          <w:szCs w:val="22"/>
+        </w:rPr>
+      </w:pPr>
+      <w:r>
+        <w:rPr>
+          <w:rtl w:val="0"/>
+        </w:rPr>
+      </w:r>
+    </w:p>
+    <w:p>
+      <w:pPr>
+        <w:spacing w:before="120" w:lineRule="auto"/>
+        <w:ind w:left="0" w:hanging="2"/>
+        <w:jc w:val="both"/>
+        <w:rPr>
+          <w:sz w:val="22"/>
+          <w:szCs w:val="22"/>
+        </w:rPr>
+      </w:pPr>
+      <w:r>
+        <w:rPr>
+          <w:rtl w:val="0"/>
+        </w:rPr>
+      </w:r>
+    </w:p>
+    <w:p>
+      <w:pPr>
+        <w:spacing w:before="120" w:lineRule="auto"/>
+        <w:ind w:left="0" w:hanging="2"/>
+        <w:jc w:val="both"/>
+        <w:rPr>
+          <w:sz w:val="22"/>
+          <w:szCs w:val="22"/>
+        </w:rPr>
+      </w:pPr>
+      <w:r>
+        <w:rPr>
+          <w:rtl w:val="0"/>
+        </w:rPr>
+      </w:r>
+    </w:p>
+    <w:p>
+      <w:pPr>
+        <w:ind w:hanging="2"/>
+        <w:rPr>
+          <w:sz w:val="22"/>
+          <w:szCs w:val="22"/>
+        </w:rPr>
+      </w:pPr>
+      <w:r>
+        <w:rPr>
+          <w:rtl w:val="0"/>
+        </w:rPr>
+      </w:r>
+    </w:p>
+    <w:p>
+      <w:pPr>
+        <w:ind w:hanging="2"/>
+        <w:jc w:val="center"/>
+        <w:rPr>
+          <w:sz w:val="22"/>
+          <w:szCs w:val="22"/>
+        </w:rPr>
+      </w:pPr>
+      <w:r>
+        <w:rPr>
+          <w:b w:val="1"/>
+          <w:bCs w:val="1"/>
+          <w:sz w:val="22"/>
+          <w:szCs w:val="22"/>
+          <w:rtl w:val="0"/>
+        </w:rPr>
+        <w:t xml:space="preserve">СПЕЦИФИКАЦИЯ № 1</w:t>
+      </w:r>
+      <w:r>
+        <w:rPr>
+          <w:rtl w:val="0"/>
+        </w:rPr>
+      </w:r>
+    </w:p>
+    <w:p>
+      <w:pPr>
+        <w:ind w:hanging="2"/>
+        <w:jc w:val="center"/>
+        <w:rPr>
+          <w:b w:val="1"/>
+          <w:bCs w:val="1"/>
+          <w:sz w:val="22"/>
+          <w:szCs w:val="22"/>
+        </w:rPr>
+      </w:pPr>
+      <w:r>
+        <w:rPr>
+          <w:b w:val="1"/>
+          <w:bCs w:val="1"/>
+          <w:sz w:val="22"/>
+          <w:szCs w:val="22"/>
+          <w:rtl w:val="0"/>
+        </w:rPr>
+        <w:t xml:space="preserve">к Договору №{{Номер_договора}} об оказании услуг от </w:t>
+      </w:r>
+      <w:r>
+        <w:rPr>
+          <w:sz w:val="22"/>
+          <w:szCs w:val="22"/>
+          <w:rtl w:val="0"/>
+        </w:rPr>
+        <w:t xml:space="preserve"> </w:t>
+      </w:r>
+      <w:r>
+        <w:rPr>
+          <w:b w:val="1"/>
+          <w:bCs w:val="1"/>
+          <w:sz w:val="22"/>
+          <w:szCs w:val="22"/>
+          <w:rtl w:val="0"/>
+        </w:rPr>
+        <w:t xml:space="preserve">«{{День}}» {{Месяц}} {{Год}} года</w:t>
+      </w:r>
+    </w:p>
+    <w:p>
+      <w:pPr>
+        <w:ind w:hanging="2"/>
+        <w:jc w:val="center"/>
+        <w:rPr>
+          <w:b w:val="1"/>
+          <w:bCs w:val="1"/>
+          <w:sz w:val="22"/>
+          <w:szCs w:val="22"/>
+        </w:rPr>
+      </w:pPr>
+      <w:r>
+        <w:rPr>
+          <w:rtl w:val="0"/>
+        </w:rPr>
+      </w:r>
+    </w:p>
+    <w:p>
+      <w:pPr>
+        <w:spacing w:before="120" w:lineRule="auto"/>
+        <w:ind w:left="-708.6614173228347" w:firstLine="0"/>
+        <w:jc w:val="both"/>
+        <w:rPr>
+          <w:b w:val="1"/>
+          <w:bCs w:val="1"/>
+          <w:sz w:val="22"/>
+          <w:szCs w:val="22"/>
+        </w:rPr>
+      </w:pPr>
+      <w:r>
+        <w:rPr>
+          <w:sz w:val="22"/>
+          <w:szCs w:val="22"/>
+          <w:rtl w:val="0"/>
+        </w:rPr>
+        <w:t xml:space="preserve">г. Рязань</w:t>
+        <w:tab/>
+        <w:tab/>
+        <w:tab/>
+        <w:tab/>
+        <w:tab/>
+        <w:tab/>
+        <w:tab/>
+        <w:t xml:space="preserve">               «{{День}}» {{Месяц}} {{Год}} года</w:t>
+      </w:r>
+      <w:r>
+        <w:rPr>
+          <w:rtl w:val="0"/>
+        </w:rPr>
+      </w:r>
+    </w:p>
+    <w:p>
+      <w:pPr>
+        <w:spacing w:before="120" w:lineRule="auto"/>
+        <w:ind w:left="-708.6614173228347" w:firstLine="0"/>
+        <w:jc w:val="both"/>
+        <w:rPr>
+          <w:sz w:val="22"/>
+          <w:szCs w:val="22"/>
+        </w:rPr>
+      </w:pPr>
+      <w:r>
+        <w:rPr>
+          <w:b w:val="1"/>
+          <w:bCs w:val="1"/>
+          <w:sz w:val="22"/>
+          <w:szCs w:val="22"/>
+          <w:rtl w:val="0"/>
+        </w:rPr>
+        <w:t xml:space="preserve">Индивидуальный предприниматель Верескунов Семен Андреевич</w:t>
+      </w:r>
+      <w:r>
+        <w:rPr>
+          <w:sz w:val="22"/>
+          <w:szCs w:val="22"/>
+          <w:rtl w:val="0"/>
+        </w:rPr>
+        <w:t xml:space="preserve"> (ИНН 623402060967</w:t>
+      </w:r>
+      <w:r>
+        <w:rPr>
+          <w:sz w:val="22"/>
+          <w:szCs w:val="22"/>
+          <w:shd w:fill="f1f2f3" w:val="clear"/>
+          <w:rtl w:val="0"/>
+        </w:rPr>
+        <w:t xml:space="preserve">)</w:t>
+      </w:r>
+      <w:r>
+        <w:rPr>
+          <w:sz w:val="22"/>
+          <w:szCs w:val="22"/>
+          <w:rtl w:val="0"/>
+        </w:rPr>
+        <w:t xml:space="preserve">, именуемый в дальнейшем «Исполнитель», с одной стороны, и</w:t>
+      </w:r>
+    </w:p>
+    <w:p>
+      <w:pPr>
+        <w:spacing w:before="120" w:lineRule="auto"/>
+        <w:ind w:left="-708.6614173228347" w:firstLine="0"/>
+        <w:jc w:val="both"/>
+        <w:rPr>
+          <w:sz w:val="22"/>
+          <w:szCs w:val="22"/>
+        </w:rPr>
+      </w:pPr>
+      <w:r>
+        <w:rPr>
+          <w:b w:val="1"/>
+          <w:bCs w:val="1"/>
+          <w:sz w:val="22"/>
+          <w:szCs w:val="22"/>
+          <w:rtl w:val="0"/>
+        </w:rPr>
+        <w:t xml:space="preserve">Гражданин Российской Федерации</w:t>
+      </w:r>
+      <w:r>
+        <w:rPr>
+          <w:sz w:val="22"/>
+          <w:szCs w:val="22"/>
+          <w:rtl w:val="0"/>
+        </w:rPr>
+        <w:t xml:space="preserve"> {{ФИО}}, пол: {{Пол}}, дата рождения: {{Дата_рождения}}, место рождения: {{Место_рождения}}, паспорт серии {{Серия}} №{{Номер}}, выдан {{Дата_выдачи}} {{Кем_выдан}}, код подразделения: {{Код_подразделения}}, зарегистрированный по адресу: {{Адрес_регистрации}}, именуемый в дальнейшем «Заказчик», с другой стороны, совместно именуемые «Стороны», составили настоящую спецификацию к Договору №{{Номер_договора}}  об оказании услуг от «{{День}}» {{Месяц}} {{Год}} года (далее – Договор) о нижеследующем: </w:t>
+      </w:r>
+    </w:p>
+    <w:p>
+      <w:pPr>
+        <w:numPr>
+          <w:ilvl w:val="0"/>
+          <w:numId w:val="3"/>
+        </w:numPr>
+        <w:spacing w:after="160" w:before="120" w:lineRule="auto"/>
+        <w:ind w:left="0" w:hanging="360"/>
+        <w:jc w:val="both"/>
+        <w:rPr>
+          <w:sz w:val="22"/>
+          <w:szCs w:val="22"/>
+          <w:u w:val="none"/>
+        </w:rPr>
+      </w:pPr>
+      <w:r>
+        <w:rPr>
+          <w:sz w:val="22"/>
+          <w:szCs w:val="22"/>
+          <w:rtl w:val="0"/>
+        </w:rPr>
+        <w:t xml:space="preserve"> В интересах Заказчика Исполнитель обязуется оказать следующие услуги:</w:t>
+      </w:r>
+    </w:p>
+    <w:p>
+      <w:pPr>
+        <w:spacing w:after="160" w:before="120" w:lineRule="auto"/>
+        <w:ind w:left="1440" w:firstLine="0"/>
+        <w:jc w:val="both"/>
+        <w:rPr>
+          <w:sz w:val="22"/>
+          <w:szCs w:val="22"/>
+        </w:rPr>
+      </w:pPr>
+      <w:r>
+        <w:rPr>
+          <w:sz w:val="22"/>
+          <w:szCs w:val="22"/>
+          <w:rtl w:val="0"/>
+        </w:rPr>
+        <w:t xml:space="preserve">{{Перечень_услуг}}</w:t>
+      </w:r>
+    </w:p>
+    <w:p>
+      <w:pPr>
+        <w:spacing w:before="120" w:lineRule="auto"/>
+        <w:ind w:left="-708.6614173228347" w:firstLine="0"/>
+        <w:jc w:val="both"/>
+        <w:rPr>
+          <w:sz w:val="22"/>
+          <w:szCs w:val="22"/>
+        </w:rPr>
+      </w:pPr>
+      <w:r>
+        <w:rPr>
+          <w:sz w:val="22"/>
+          <w:szCs w:val="22"/>
+          <w:rtl w:val="0"/>
+        </w:rPr>
+        <w:t xml:space="preserve">2. Для целей оказания услуг по настоящей спецификации Заказчик в течение 3 (трех) рабочих дней предоставляет в адрес Исполнителя комплект необходимых документов: материалы указанного дела об административном правонарушении.</w:t>
+      </w:r>
+    </w:p>
+    <w:p>
+      <w:pPr>
+        <w:spacing w:before="120" w:lineRule="auto"/>
+        <w:ind w:left="-708.6614173228347" w:firstLine="0"/>
+        <w:jc w:val="both"/>
+        <w:rPr>
+          <w:sz w:val="22"/>
+          <w:szCs w:val="22"/>
+        </w:rPr>
+      </w:pPr>
+      <w:r>
+        <w:rPr>
+          <w:sz w:val="22"/>
+          <w:szCs w:val="22"/>
+          <w:rtl w:val="0"/>
+        </w:rPr>
+        <w:t xml:space="preserve">3. В случае непредоставления (предоставления не в срок или неполного комплекта документов) Заказчиком, указанного в п. 2 настоящей Спецификации, Исполнитель производит оказание услуг на основании представленных Заказчиком документов.</w:t>
+      </w:r>
+    </w:p>
+    <w:p>
+      <w:pPr>
+        <w:spacing w:before="120" w:lineRule="auto"/>
+        <w:ind w:left="-708.6614173228347" w:firstLine="0"/>
+        <w:jc w:val="both"/>
+        <w:rPr>
+          <w:sz w:val="22"/>
+          <w:szCs w:val="22"/>
+        </w:rPr>
+      </w:pPr>
+      <w:r>
+        <w:rPr>
+          <w:sz w:val="22"/>
+          <w:szCs w:val="22"/>
+          <w:rtl w:val="0"/>
+        </w:rPr>
+        <w:t xml:space="preserve">4. Срок оказания услуг по настоящей Спецификации – в течение 10 (десяти) рабочих дней с даты полной оплаты стоимости услуг по настоящей Спецификации и предоставления Заказчиком комплекта необходимых документов.</w:t>
+      </w:r>
+    </w:p>
+    <w:p>
+      <w:pPr>
+        <w:spacing w:before="120" w:lineRule="auto"/>
+        <w:ind w:left="-708.6614173228347" w:firstLine="0"/>
+        <w:jc w:val="both"/>
+        <w:rPr>
+          <w:sz w:val="22"/>
+          <w:szCs w:val="22"/>
+        </w:rPr>
+      </w:pPr>
+      <w:r>
+        <w:rPr>
+          <w:sz w:val="22"/>
+          <w:szCs w:val="22"/>
+          <w:rtl w:val="0"/>
+        </w:rPr>
+        <w:t xml:space="preserve">5. Стоимость услуг по настоящей Спецификации составляет {{Стоимость}} рублей 00 копеек (НДС не облагается).</w:t>
+      </w:r>
+    </w:p>
+    <w:p>
+      <w:pPr>
+        <w:spacing w:before="120" w:lineRule="auto"/>
+        <w:ind w:left="-708.6614173228347" w:firstLine="0"/>
+        <w:jc w:val="both"/>
+        <w:rPr>
+          <w:sz w:val="22"/>
+          <w:szCs w:val="22"/>
+        </w:rPr>
+      </w:pPr>
+      <w:r>
+        <w:rPr>
+          <w:sz w:val="22"/>
+          <w:szCs w:val="22"/>
+          <w:rtl w:val="0"/>
+        </w:rPr>
+        <w:t xml:space="preserve">Заказчик обязан произвести оплату услуг по настоящей Спецификации в следующем порядке: 100 % предоплата – {{Стоимость}} рублей в течение 1 (одного) рабочего дня с даты подписания настоящей Спецификации.</w:t>
+      </w:r>
+    </w:p>
+    <w:p>
+      <w:pPr>
+        <w:spacing w:before="120" w:lineRule="auto"/>
+        <w:ind w:left="-708.6614173228347" w:firstLine="0"/>
+        <w:jc w:val="both"/>
+        <w:rPr>
+          <w:sz w:val="22"/>
+          <w:szCs w:val="22"/>
+        </w:rPr>
+      </w:pPr>
+      <w:r>
+        <w:rPr>
+          <w:sz w:val="22"/>
+          <w:szCs w:val="22"/>
+          <w:rtl w:val="0"/>
+        </w:rPr>
+        <w:t xml:space="preserve">6. После выполнения услуг Исполнителем составляется акт сдачи-приемки об оказании соответствующих услуг и предоставляется Заказчику для подписания.  </w:t>
+      </w:r>
+    </w:p>
+    <w:p>
+      <w:pPr>
+        <w:spacing w:before="120" w:lineRule="auto"/>
+        <w:ind w:left="-708.6614173228347" w:firstLine="0"/>
+        <w:jc w:val="both"/>
+        <w:rPr>
+          <w:sz w:val="22"/>
+          <w:szCs w:val="22"/>
+        </w:rPr>
+      </w:pPr>
+      <w:r>
+        <w:rPr>
+          <w:sz w:val="22"/>
+          <w:szCs w:val="22"/>
+          <w:rtl w:val="0"/>
+        </w:rPr>
+        <w:t xml:space="preserve">7. По иным условиям, не затронутым настоящей Спецификацией, Стороны руководствуются условиями в редакции Договора.</w:t>
+      </w:r>
+    </w:p>
+    <w:p>
+      <w:pPr>
+        <w:spacing w:before="120" w:lineRule="auto"/>
+        <w:ind w:left="-708.6614173228347" w:firstLine="0"/>
+        <w:jc w:val="both"/>
+        <w:rPr>
+          <w:b w:val="1"/>
+          <w:bCs w:val="1"/>
+          <w:sz w:val="22"/>
+          <w:szCs w:val="22"/>
+        </w:rPr>
+      </w:pPr>
+      <w:r>
+        <w:rPr>
+          <w:sz w:val="22"/>
+          <w:szCs w:val="22"/>
+          <w:rtl w:val="0"/>
+        </w:rPr>
+        <w:t xml:space="preserve">8. Настоящая Спецификация вступает в силу с момента ее подписания, составлена в двух экземплярах – по одному экземпляру для каждой Стороны.</w:t>
+      </w:r>
+      <w:r>
+        <w:rPr>
+          <w:rtl w:val="0"/>
+        </w:rPr>
+      </w:r>
+    </w:p>
+    <w:p>
+      <w:pPr>
+        <w:spacing w:before="120" w:lineRule="auto"/>
+        <w:ind w:hanging="2"/>
+        <w:jc w:val="both"/>
+        <w:rPr>
+          <w:sz w:val="22"/>
+          <w:szCs w:val="22"/>
+        </w:rPr>
+      </w:pPr>
+      <w:r>
+        <w:rPr>
+          <w:b w:val="1"/>
+          <w:bCs w:val="1"/>
+          <w:sz w:val="22"/>
+          <w:szCs w:val="22"/>
+          <w:rtl w:val="0"/>
+        </w:rPr>
+        <w:t xml:space="preserve">Исполнитель:</w:t>
+        <w:tab/>
+        <w:tab/>
+        <w:tab/>
+        <w:tab/>
+        <w:tab/>
+        <w:tab/>
+        <w:tab/>
+        <w:tab/>
+        <w:t xml:space="preserve">Заказчик:</w:t>
+      </w:r>
+      <w:r>
+        <w:rPr>
+          <w:rtl w:val="0"/>
+        </w:rPr>
+      </w:r>
+    </w:p>
+    <w:p>
+      <w:pPr>
+        <w:spacing w:before="120" w:lineRule="auto"/>
+        <w:ind w:left="-566.9291338582675" w:firstLine="0"/>
+        <w:jc w:val="both"/>
+        <w:rPr>
+          <w:sz w:val="22"/>
+          <w:szCs w:val="22"/>
+        </w:rPr>
+      </w:pPr>
+      <w:r>
+        <w:rPr>
+          <w:sz w:val="22"/>
+          <w:szCs w:val="22"/>
+          <w:rtl w:val="0"/>
+        </w:rPr>
+        <w:t xml:space="preserve">_______________/Верескунов С.А./</w:t>
+        <w:tab/>
+        <w:t xml:space="preserve">                                             _______________/{{ФИО_подпись}}/</w:t>
+      </w:r>
+    </w:p>
+    <w:p>
+      <w:pPr>
+        <w:spacing w:before="120" w:lineRule="auto"/>
+        <w:ind w:left="-566.9291338582675" w:firstLine="0"/>
+        <w:jc w:val="both"/>
+        <w:rPr>
+          <w:sz w:val="22"/>
+          <w:szCs w:val="22"/>
+        </w:rPr>
+      </w:pPr>
+      <w:r>
+        <w:rPr>
+          <w:rtl w:val="0"/>
+        </w:rPr>
+      </w:r>
+    </w:p>
+    <w:p>
+      <w:pPr>
+        <w:spacing w:before="120" w:lineRule="auto"/>
+        <w:ind w:left="-566.9291338582675" w:firstLine="0"/>
+        <w:jc w:val="both"/>
+        <w:rPr>
+          <w:sz w:val="22"/>
+          <w:szCs w:val="22"/>
+        </w:rPr>
+      </w:pPr>
+      <w:r>
+        <w:rPr>
+          <w:rtl w:val="0"/>
+        </w:rPr>
+      </w:r>
+    </w:p>
+    <w:p>
+      <w:pPr>
+        <w:spacing w:before="120" w:lineRule="auto"/>
+        <w:ind w:left="-566.9291338582675" w:firstLine="0"/>
+        <w:jc w:val="both"/>
+        <w:rPr>
+          <w:sz w:val="22"/>
+          <w:szCs w:val="22"/>
+        </w:rPr>
+      </w:pPr>
+      <w:r>
+        <w:rPr>
+          <w:rtl w:val="0"/>
+        </w:rPr>
+      </w:r>
+    </w:p>
+    <w:p>
+      <w:pPr>
+        <w:ind w:hanging="2"/>
+        <w:jc w:val="center"/>
+        <w:rPr>
+          <w:b w:val="1"/>
+          <w:bCs w:val="1"/>
+        </w:rPr>
+      </w:pPr>
+      <w:r>
+        <w:rPr>
+          <w:b w:val="1"/>
+          <w:bCs w:val="1"/>
+          <w:rtl w:val="0"/>
+        </w:rPr>
+        <w:t xml:space="preserve">ФОРМА</w:t>
+      </w:r>
+    </w:p>
+    <w:p>
+      <w:pPr>
+        <w:ind w:hanging="2"/>
+        <w:jc w:val="center"/>
+        <w:rPr>
+          <w:b w:val="1"/>
+          <w:bCs w:val="1"/>
+        </w:rPr>
+      </w:pPr>
+      <w:r>
+        <w:rPr>
+          <w:b w:val="1"/>
+          <w:bCs w:val="1"/>
+          <w:rtl w:val="0"/>
+        </w:rPr>
+        <w:t xml:space="preserve">АКТА СДАЧИ-ПРИЕМКИ</w:t>
+      </w:r>
+    </w:p>
+    <w:p>
+      <w:pPr>
+        <w:ind w:hanging="2"/>
+        <w:jc w:val="center"/>
+        <w:rPr>
+          <w:b w:val="1"/>
+          <w:bCs w:val="1"/>
+        </w:rPr>
+      </w:pPr>
+      <w:r>
+        <w:rPr>
+          <w:b w:val="1"/>
+          <w:bCs w:val="1"/>
+          <w:rtl w:val="0"/>
+        </w:rPr>
+        <w:t xml:space="preserve">к Договору на оказание юридических услуг № </w:t>
+      </w:r>
+      <w:r>
+        <w:rPr>
+          <w:b w:val="1"/>
+          <w:bCs w:val="1"/>
+          <w:sz w:val="22"/>
+          <w:szCs w:val="22"/>
+          <w:rtl w:val="0"/>
+        </w:rPr>
+        <w:t xml:space="preserve">{{Номер_договора}}</w:t>
+      </w:r>
+      <w:r>
+        <w:rPr>
+          <w:b w:val="1"/>
+          <w:bCs w:val="1"/>
+          <w:rtl w:val="0"/>
+        </w:rPr>
+        <w:t xml:space="preserve"> от </w:t>
+      </w:r>
+      <w:r>
+        <w:rPr>
+          <w:b w:val="1"/>
+          <w:bCs w:val="1"/>
+          <w:sz w:val="22"/>
+          <w:szCs w:val="22"/>
+          <w:rtl w:val="0"/>
+        </w:rPr>
+        <w:t xml:space="preserve">«{{День}}» {{Месяц}} {{Год}}</w:t>
+      </w:r>
+      <w:r>
+        <w:rPr>
+          <w:b w:val="1"/>
+          <w:bCs w:val="1"/>
+          <w:rtl w:val="0"/>
+        </w:rPr>
+        <w:t xml:space="preserve"> г.</w:t>
+      </w:r>
+    </w:p>
+    <w:p>
+      <w:pPr>
+        <w:spacing w:before="120" w:lineRule="auto"/>
+        <w:ind w:firstLine="0"/>
+        <w:jc w:val="both"/>
+        <w:rPr>
+          <w:i w:val="1"/>
+          <w:iCs w:val="1"/>
+        </w:rPr>
+      </w:pPr>
+      <w:r>
+        <w:rPr>
+          <w:rtl w:val="0"/>
+        </w:rPr>
+      </w:r>
+    </w:p>
+    <w:p>
+      <w:pPr>
+        <w:spacing w:before="120" w:lineRule="auto"/>
+        <w:ind w:firstLine="0"/>
+        <w:jc w:val="both"/>
+        <w:rPr>
+          <w:i w:val="1"/>
+          <w:iCs w:val="1"/>
+        </w:rPr>
+      </w:pPr>
+      <w:r>
+        <w:rPr>
+          <w:i w:val="1"/>
+          <w:iCs w:val="1"/>
+          <w:rtl w:val="0"/>
+        </w:rPr>
+        <w:t xml:space="preserve">Начало формы</w:t>
+      </w:r>
+    </w:p>
+    <w:p>
+      <w:pPr>
+        <w:spacing w:before="120" w:lineRule="auto"/>
+        <w:ind w:firstLine="0"/>
+        <w:jc w:val="both"/>
+        <w:rPr/>
+      </w:pPr>
+      <w:r>
+        <w:rPr>
+          <w:rtl w:val="0"/>
+        </w:rPr>
+      </w:r>
+    </w:p>
+    <w:p>
+      <w:pPr>
+        <w:tabs>
+          <w:tab w:val="left" w:leader="none" w:pos="8524"/>
+        </w:tabs>
+        <w:spacing w:before="120" w:lineRule="auto"/>
+        <w:ind w:firstLine="0"/>
+        <w:jc w:val="both"/>
+        <w:rPr/>
+      </w:pPr>
+      <w:r>
+        <w:rPr>
+          <w:rtl w:val="0"/>
+        </w:rPr>
+        <w:t xml:space="preserve">г. Рязань                                                                                                       «__» _____ 2026 г.</w:t>
+      </w:r>
+    </w:p>
+    <w:p>
+      <w:pPr>
+        <w:spacing w:before="120" w:lineRule="auto"/>
+        <w:ind w:firstLine="0"/>
+        <w:jc w:val="both"/>
+        <w:rPr>
+          <w:b w:val="1"/>
+          <w:bCs w:val="1"/>
+        </w:rPr>
+      </w:pPr>
+      <w:r>
+        <w:rPr>
+          <w:rtl w:val="0"/>
+        </w:rPr>
+      </w:r>
+    </w:p>
+    <w:p>
+      <w:pPr>
+        <w:spacing w:before="120" w:lineRule="auto"/>
+        <w:ind w:firstLine="0"/>
+        <w:jc w:val="both"/>
+        <w:rPr>
+          <w:sz w:val="23"/>
+          <w:szCs w:val="23"/>
+        </w:rPr>
+      </w:pPr>
+      <w:r>
+        <w:rPr>
+          <w:b w:val="1"/>
+          <w:bCs w:val="1"/>
+          <w:sz w:val="23"/>
+          <w:szCs w:val="23"/>
+          <w:rtl w:val="0"/>
+        </w:rPr>
+        <w:t xml:space="preserve">Индивидуальный предприниматель Верескунов Семен Андреевич</w:t>
+      </w:r>
+      <w:r>
+        <w:rPr>
+          <w:sz w:val="23"/>
+          <w:szCs w:val="23"/>
+          <w:rtl w:val="0"/>
+        </w:rPr>
+        <w:t xml:space="preserve"> (ИНН 623402060967</w:t>
+      </w:r>
+      <w:r>
+        <w:rPr>
+          <w:sz w:val="23"/>
+          <w:szCs w:val="23"/>
+          <w:shd w:fill="f1f2f3" w:val="clear"/>
+          <w:rtl w:val="0"/>
+        </w:rPr>
+        <w:t xml:space="preserve">)</w:t>
+      </w:r>
+      <w:r>
+        <w:rPr>
+          <w:sz w:val="23"/>
+          <w:szCs w:val="23"/>
+          <w:rtl w:val="0"/>
+        </w:rPr>
+        <w:t xml:space="preserve">, именуемый в дальнейшем «Исполнитель», с одной стороны, и</w:t>
+      </w:r>
+    </w:p>
+    <w:p>
+      <w:pPr>
+        <w:spacing w:before="120" w:lineRule="auto"/>
+        <w:ind w:firstLine="0"/>
+        <w:jc w:val="both"/>
+        <w:rPr>
+          <w:sz w:val="23"/>
+          <w:szCs w:val="23"/>
+        </w:rPr>
+      </w:pPr>
+      <w:r>
+        <w:rPr>
+          <w:b w:val="1"/>
+          <w:bCs w:val="1"/>
+          <w:sz w:val="22"/>
+          <w:szCs w:val="22"/>
+          <w:rtl w:val="0"/>
+        </w:rPr>
+        <w:t xml:space="preserve">Гражданин Российской Федерации</w:t>
+      </w:r>
+      <w:r>
+        <w:rPr>
+          <w:sz w:val="22"/>
+          <w:szCs w:val="22"/>
+          <w:rtl w:val="0"/>
+        </w:rPr>
+        <w:t xml:space="preserve"> {{ФИО}}, пол: {{Пол}}, дата рождения: {{Дата_рождения}}, место рождения: {{Место_рождения}}, паспорт серии {{Серия}} №{{Номер}}, выдан {{Дата_выдачи}} {{Кем_выдан}}, код подразделения: {{Код_подразделения}}, зарегистрированный по адресу: {{Адрес_регистрации}}, именуемый в дальнейшем «Заказчик», с другой стороны, совместно именуемые «Стороны»,</w:t>
+      </w:r>
+      <w:r>
+        <w:rPr>
+          <w:sz w:val="23"/>
+          <w:szCs w:val="23"/>
+          <w:rtl w:val="0"/>
+        </w:rPr>
+        <w:t xml:space="preserve"> составили настоящий АКТ о нижеследующем:</w:t>
+      </w:r>
+    </w:p>
+    <w:p>
+      <w:pPr>
+        <w:spacing w:before="120" w:lineRule="auto"/>
+        <w:ind w:firstLine="0"/>
+        <w:jc w:val="both"/>
+        <w:rPr>
+          <w:sz w:val="23"/>
+          <w:szCs w:val="23"/>
+        </w:rPr>
+      </w:pPr>
+      <w:r>
+        <w:rPr>
+          <w:rtl w:val="0"/>
+        </w:rPr>
+      </w:r>
+    </w:p>
+    <w:p>
+      <w:pPr>
+        <w:widowControl w:val="0"/>
+        <w:numPr>
+          <w:ilvl w:val="0"/>
+          <w:numId w:val="4"/>
+        </w:numPr>
+        <w:tabs>
+          <w:tab w:val="left" w:leader="none" w:pos="840"/>
+        </w:tabs>
+        <w:spacing w:after="160" w:before="120" w:lineRule="auto"/>
+        <w:ind w:left="720" w:hanging="360"/>
+        <w:jc w:val="both"/>
+        <w:rPr>
+          <w:sz w:val="23"/>
+          <w:szCs w:val="23"/>
+          <w:u w:val="none"/>
+        </w:rPr>
+      </w:pPr>
+      <w:r>
+        <w:rPr>
+          <w:sz w:val="23"/>
+          <w:szCs w:val="23"/>
+          <w:rtl w:val="0"/>
+        </w:rPr>
+        <w:t xml:space="preserve">Исполнитель по поручению Заказчика на основании Договора на оказание услуг № </w:t>
+      </w:r>
+      <w:r>
+        <w:rPr>
+          <w:sz w:val="22"/>
+          <w:szCs w:val="22"/>
+          <w:rtl w:val="0"/>
+        </w:rPr>
+        <w:t xml:space="preserve">{{Номер_договора}}</w:t>
+      </w:r>
+      <w:r>
+        <w:rPr>
+          <w:sz w:val="23"/>
+          <w:szCs w:val="23"/>
+          <w:rtl w:val="0"/>
+        </w:rPr>
+        <w:t xml:space="preserve"> от </w:t>
+      </w:r>
+      <w:r>
+        <w:rPr>
+          <w:sz w:val="22"/>
+          <w:szCs w:val="22"/>
+          <w:rtl w:val="0"/>
+        </w:rPr>
+        <w:t xml:space="preserve"> «{{День}}» {{Месяц}} {{Год}}</w:t>
+      </w:r>
+      <w:r>
+        <w:rPr>
+          <w:sz w:val="23"/>
+          <w:szCs w:val="23"/>
+          <w:rtl w:val="0"/>
+        </w:rPr>
+        <w:t xml:space="preserve">г. (далее – «Договор») в полном объеме оказал услуги, указанные в Спецификации № 1 от </w:t>
+      </w:r>
+      <w:r>
+        <w:rPr>
+          <w:sz w:val="22"/>
+          <w:szCs w:val="22"/>
+          <w:rtl w:val="0"/>
+        </w:rPr>
+        <w:t xml:space="preserve"> «{{День}}» {{Месяц}} {{Год}}г.</w:t>
+      </w:r>
+      <w:r>
+        <w:rPr>
+          <w:sz w:val="23"/>
+          <w:szCs w:val="23"/>
+          <w:rtl w:val="0"/>
+        </w:rPr>
+        <w:t xml:space="preserve"> к Договору на сумму {{Стоимость}} рублей 00 копеек.</w:t>
+      </w:r>
+    </w:p>
+    <w:p>
+      <w:pPr>
+        <w:widowControl w:val="0"/>
+        <w:numPr>
+          <w:ilvl w:val="0"/>
+          <w:numId w:val="4"/>
+        </w:numPr>
+        <w:tabs>
+          <w:tab w:val="left" w:leader="none" w:pos="840"/>
+        </w:tabs>
+        <w:spacing w:after="160" w:before="120" w:lineRule="auto"/>
+        <w:ind w:left="720" w:hanging="360"/>
+        <w:jc w:val="both"/>
+        <w:rPr>
+          <w:sz w:val="23"/>
+          <w:szCs w:val="23"/>
+          <w:u w:val="none"/>
+        </w:rPr>
+      </w:pPr>
+      <w:r>
+        <w:rPr>
+          <w:sz w:val="23"/>
+          <w:szCs w:val="23"/>
+          <w:rtl w:val="0"/>
+        </w:rPr>
+        <w:t xml:space="preserve">Услуги оказаны и приняты Заказчиком в полном объеме и надлежащим образом. Претензии по качеству и срокам оказанных услуг со стороны Заказчика к Исполнителю отсутствуют.</w:t>
+      </w:r>
+    </w:p>
+    <w:p>
+      <w:pPr>
+        <w:widowControl w:val="0"/>
+        <w:numPr>
+          <w:ilvl w:val="0"/>
+          <w:numId w:val="4"/>
+        </w:numPr>
+        <w:tabs>
+          <w:tab w:val="left" w:leader="none" w:pos="840"/>
+        </w:tabs>
+        <w:spacing w:after="160" w:before="120" w:lineRule="auto"/>
+        <w:ind w:left="720" w:hanging="360"/>
+        <w:jc w:val="both"/>
+        <w:rPr>
+          <w:sz w:val="23"/>
+          <w:szCs w:val="23"/>
+          <w:u w:val="none"/>
+        </w:rPr>
+      </w:pPr>
+      <w:r>
+        <w:rPr>
+          <w:sz w:val="23"/>
+          <w:szCs w:val="23"/>
+          <w:rtl w:val="0"/>
+        </w:rPr>
+        <w:t xml:space="preserve">Настоящий Акт оказанных услуг составлен в двух экземплярах, имеющим одинаковую юридическую силу, по одному экземпляру для каждой из Сторон.</w:t>
+      </w:r>
+    </w:p>
+    <w:p>
+      <w:pPr>
+        <w:spacing w:before="120" w:lineRule="auto"/>
+        <w:ind w:firstLine="0"/>
+        <w:jc w:val="both"/>
+        <w:rPr/>
+      </w:pPr>
+      <w:r>
+        <w:rPr>
+          <w:rtl w:val="0"/>
+        </w:rPr>
+      </w:r>
+    </w:p>
+    <w:p>
+      <w:pPr>
+        <w:spacing w:before="120" w:lineRule="auto"/>
+        <w:ind w:firstLine="0"/>
+        <w:jc w:val="both"/>
+        <w:rPr/>
+      </w:pPr>
+      <w:r>
+        <w:rPr>
+          <w:rtl w:val="0"/>
+        </w:rPr>
+        <w:t xml:space="preserve">Исполнитель:</w:t>
+        <w:tab/>
+        <w:tab/>
+        <w:tab/>
+        <w:tab/>
+        <w:tab/>
+        <w:tab/>
+        <w:tab/>
+        <w:t xml:space="preserve">Заказчик:</w:t>
+      </w:r>
+    </w:p>
+    <w:p>
+      <w:pPr>
+        <w:spacing w:before="120" w:lineRule="auto"/>
+        <w:ind w:firstLine="0"/>
+        <w:jc w:val="both"/>
+        <w:rPr/>
+      </w:pPr>
+      <w:r>
+        <w:rPr>
+          <w:rtl w:val="0"/>
+        </w:rPr>
+      </w:r>
+    </w:p>
+    <w:p>
+      <w:pPr>
+        <w:spacing w:before="120" w:lineRule="auto"/>
+        <w:ind w:firstLine="0"/>
+        <w:jc w:val="both"/>
+        <w:rPr/>
+      </w:pPr>
+      <w:r>
+        <w:rPr>
+          <w:sz w:val="22"/>
+          <w:szCs w:val="22"/>
+          <w:rtl w:val="0"/>
+        </w:rPr>
+        <w:t xml:space="preserve">_______________</w:t>
+      </w:r>
+      <w:r>
+        <w:rPr>
+          <w:rtl w:val="0"/>
+        </w:rPr>
+        <w:t xml:space="preserve">/Верескунов С.А./</w:t>
+        <w:tab/>
+        <w:tab/>
+        <w:tab/>
+        <w:tab/>
+      </w:r>
+      <w:r>
+        <w:rPr>
+          <w:sz w:val="22"/>
+          <w:szCs w:val="22"/>
+          <w:rtl w:val="0"/>
+        </w:rPr>
+        <w:t xml:space="preserve">_______________/{{ФИО_подпись}}/</w:t>
+      </w:r>
+      <w:r>
+        <w:rPr>
+          <w:rtl w:val="0"/>
+        </w:rPr>
+      </w:r>
+    </w:p>
+    <w:p>
+      <w:pPr>
+        <w:spacing w:before="120" w:lineRule="auto"/>
+        <w:ind w:firstLine="0"/>
+        <w:jc w:val="both"/>
+        <w:rPr/>
+      </w:pPr>
+      <w:r>
+        <w:rPr>
+          <w:rtl w:val="0"/>
+        </w:rPr>
+      </w:r>
+    </w:p>
+    <w:p>
+      <w:pPr>
+        <w:spacing w:before="120" w:lineRule="auto"/>
+        <w:ind w:firstLine="0"/>
+        <w:jc w:val="both"/>
+        <w:rPr>
+          <w:i w:val="1"/>
+          <w:iCs w:val="1"/>
+        </w:rPr>
+      </w:pPr>
+      <w:r>
+        <w:rPr>
+          <w:i w:val="1"/>
+          <w:iCs w:val="1"/>
+          <w:rtl w:val="0"/>
+        </w:rPr>
+        <w:t xml:space="preserve">Конец формы</w:t>
+      </w:r>
+    </w:p>
+    <w:p>
+      <w:pPr>
+        <w:spacing w:before="120" w:lineRule="auto"/>
+        <w:ind w:firstLine="0"/>
+        <w:jc w:val="both"/>
+        <w:rPr>
+          <w:i w:val="1"/>
+          <w:iCs w:val="1"/>
+        </w:rPr>
+      </w:pPr>
+      <w:r>
+        <w:rPr>
+          <w:rtl w:val="0"/>
+        </w:rPr>
+      </w:r>
+    </w:p>
+    <w:p>
+      <w:pPr>
+        <w:spacing w:before="120" w:lineRule="auto"/>
+        <w:ind w:firstLine="0"/>
+        <w:jc w:val="both"/>
+        <w:rPr/>
+      </w:pPr>
+      <w:r>
+        <w:rPr>
+          <w:b w:val="1"/>
+          <w:bCs w:val="1"/>
+          <w:rtl w:val="0"/>
+        </w:rPr>
+        <w:t xml:space="preserve">Форма утверждена</w:t>
+      </w:r>
+      <w:r>
+        <w:rPr>
+          <w:rtl w:val="0"/>
+        </w:rPr>
+        <w:t xml:space="preserve">:</w:t>
+      </w:r>
+    </w:p>
+    <w:p>
+      <w:pPr>
+        <w:spacing w:before="120" w:lineRule="auto"/>
+        <w:ind w:firstLine="0"/>
+        <w:jc w:val="both"/>
+        <w:rPr/>
+      </w:pPr>
+      <w:r>
+        <w:rPr>
+          <w:rtl w:val="0"/>
+        </w:rPr>
+      </w:r>
+    </w:p>
+    <w:p>
+      <w:pPr>
+        <w:spacing w:before="120" w:lineRule="auto"/>
+        <w:ind w:firstLine="0"/>
+        <w:jc w:val="both"/>
+        <w:rPr/>
+      </w:pPr>
+      <w:r>
+        <w:rPr>
+          <w:rtl w:val="0"/>
+        </w:rPr>
+        <w:t xml:space="preserve">Исполнитель:</w:t>
+        <w:tab/>
+        <w:tab/>
+        <w:tab/>
+        <w:tab/>
+        <w:tab/>
+        <w:tab/>
+        <w:tab/>
+        <w:tab/>
+        <w:t xml:space="preserve">Заказчик:</w:t>
+      </w:r>
+    </w:p>
+    <w:p>
+      <w:pPr>
+        <w:spacing w:before="120" w:lineRule="auto"/>
+        <w:ind w:firstLine="0"/>
+        <w:jc w:val="both"/>
+        <w:rPr/>
+      </w:pPr>
+      <w:r>
+        <w:rPr>
+          <w:rtl w:val="0"/>
+        </w:rPr>
+      </w:r>
+    </w:p>
+    <w:p>
+      <w:pPr>
+        <w:spacing w:before="120" w:lineRule="auto"/>
+        <w:ind w:firstLine="0"/>
+        <w:jc w:val="both"/>
+        <w:rPr/>
+      </w:pPr>
+      <w:r>
+        <w:rPr>
+          <w:sz w:val="22"/>
+          <w:szCs w:val="22"/>
+          <w:rtl w:val="0"/>
+        </w:rPr>
+        <w:t xml:space="preserve">_______________</w:t>
+      </w:r>
+      <w:r>
+        <w:rPr>
+          <w:rtl w:val="0"/>
+        </w:rPr>
+        <w:t xml:space="preserve">/Верескунов С.А./</w:t>
+        <w:tab/>
+        <w:t xml:space="preserve">                                   </w:t>
+      </w:r>
+      <w:r>
+        <w:rPr>
+          <w:sz w:val="22"/>
+          <w:szCs w:val="22"/>
+          <w:rtl w:val="0"/>
+        </w:rPr>
+        <w:t xml:space="preserve">_______________/{{ФИО_подпись}}/</w:t>
+      </w:r>
+      <w:r>
+        <w:rPr>
+          <w:rtl w:val="0"/>
+        </w:rPr>
+      </w:r>
+    </w:p>
+    <w:p>
+      <w:pPr>
+        <w:ind w:hanging="2"/>
+        <w:jc w:val="center"/>
+        <w:rPr>
+          <w:b w:val="1"/>
+          <w:bCs w:val="1"/>
+        </w:rPr>
+      </w:pPr>
+      <w:r>
+        <w:rPr>
+          <w:rtl w:val="0"/>
+        </w:rPr>
+      </w:r>
+    </w:p>
+    <w:p>
+      <w:pPr>
+        <w:spacing w:before="120" w:lineRule="auto"/>
+        <w:ind w:hanging="2"/>
+        <w:jc w:val="both"/>
+        <w:rPr>
+          <w:sz w:val="22"/>
+          <w:szCs w:val="22"/>
+        </w:rPr>
+      </w:pPr>
+      <w:r>
+        <w:rPr>
+          <w:rtl w:val="0"/>
+        </w:rPr>
+      </w:r>
+    </w:p>
+    <w:p>
+      <w:pPr>
+        <w:spacing w:before="120" w:lineRule="auto"/>
+        <w:ind w:left="0" w:hanging="2"/>
+        <w:jc w:val="both"/>
+        <w:rPr>
           <w:sz w:val="22"/>
           <w:szCs w:val="22"/>
         </w:rPr>
@@ -3935,9 +5188,10 @@
       </w:r>
     </w:p>
     <w:sectPr>
+      <w:footerReference r:id="rId9" w:type="default"/>
       <w:type w:val="continuous"/>
       <w:pgSz w:h="16838" w:w="11906" w:orient="portrait"/>
-      <w:pgMar w:bottom="719" w:top="719" w:left="1701" w:right="850" w:header="708" w:footer="708"/>
+      <w:pgMar w:bottom="0" w:top="719" w:left="1701" w:right="850" w:header="708" w:footer="708"/>
     </w:sectPr>
   </w:body>
 </w:document>
@@ -3982,6 +5236,21 @@
 </w:ftr>
 </file>
 
+<file path=word/footer2.xml><?xml version="1.0" encoding="utf-8"?>
+<w:ftr xmlns:mc="http://schemas.openxmlformats.org/markup-compatibility/2006" xmlns:o="urn:schemas-microsoft-com:office:office" xmlns:r="http://schemas.openxmlformats.org/officeDocument/2006/relationships" xmlns:m="http://schemas.openxmlformats.org/officeDocument/2006/math" xmlns:v="urn:schemas-microsoft-com:vml" xmlns:wp="http://schemas.openxmlformats.org/drawingml/2006/wordprocessingDrawing" xmlns:w10="urn:schemas-microsoft-com:office:word" xmlns:w="http://schemas.openxmlformats.org/wordprocessingml/2006/main" xmlns:wne="http://schemas.microsoft.com/office/word/2006/wordml" xmlns:sl="http://schemas.openxmlformats.org/schemaLibrary/2006/main" xmlns:a="http://schemas.openxmlformats.org/drawingml/2006/main" xmlns:pic="http://schemas.openxmlformats.org/drawingml/2006/picture" xmlns:c="http://schemas.openxmlformats.org/drawingml/2006/chart" xmlns:lc="http://schemas.openxmlformats.org/drawingml/2006/lockedCanvas" xmlns:dgm="http://schemas.openxmlformats.org/drawingml/2006/diagram" xmlns:wps="http://schemas.microsoft.com/office/word/2010/wordprocessingShape" xmlns:wpg="http://schemas.microsoft.com/office/word/2010/wordprocessingGroup" xmlns:w14="http://schemas.microsoft.com/office/word/2010/wordml" xmlns:w15="http://schemas.microsoft.com/office/word/2012/wordml" xmlns:w16="http://schemas.microsoft.com/office/word/2018/wordml" xmlns:w16cex="http://schemas.microsoft.com/office/word/2018/wordml/cex" xmlns:w16cid="http://schemas.microsoft.com/office/word/2016/wordml/cid" xmlns="http://schemas.microsoft.com/office/tasks/2019/documenttasks" xmlns:cr="http://schemas.microsoft.com/office/comments/2020/reactions">
+  <w:p>
+    <w:pPr>
+      <w:rPr/>
+    </w:pPr>
+    <w:r>
+      <w:rPr>
+        <w:rtl w:val="0"/>
+      </w:rPr>
+    </w:r>
+  </w:p>
+</w:ftr>
+</file>
+
 <file path=word/numbering.xml><?xml version="1.0" encoding="utf-8"?>
 <w:numbering xmlns:mc="http://schemas.openxmlformats.org/markup-compatibility/2006" xmlns:o="urn:schemas-microsoft-com:office:office" xmlns:r="http://schemas.openxmlformats.org/officeDocument/2006/relationships" xmlns:m="http://schemas.openxmlformats.org/officeDocument/2006/math" xmlns:v="urn:schemas-microsoft-com:vml" xmlns:wp="http://schemas.openxmlformats.org/drawingml/2006/wordprocessingDrawing" xmlns:w10="urn:schemas-microsoft-com:office:word" xmlns:w="http://schemas.openxmlformats.org/wordprocessingml/2006/main" xmlns:wne="http://schemas.microsoft.com/office/word/2006/wordml" xmlns:sl="http://schemas.openxmlformats.org/schemaLibrary/2006/main" xmlns:a="http://schemas.openxmlformats.org/drawingml/2006/main" xmlns:pic="http://schemas.openxmlformats.org/drawingml/2006/picture" xmlns:c="http://schemas.openxmlformats.org/drawingml/2006/chart" xmlns:lc="http://schemas.openxmlformats.org/drawingml/2006/lockedCanvas" xmlns:dgm="http://schemas.openxmlformats.org/drawingml/2006/diagram" xmlns:wps="http://schemas.microsoft.com/office/word/2010/wordprocessingShape" xmlns:wpg="http://schemas.microsoft.com/office/word/2010/wordprocessingGroup" xmlns:w14="http://schemas.microsoft.com/office/word/2010/wordml" xmlns:w15="http://schemas.microsoft.com/office/word/2012/wordml" xmlns:w16="http://schemas.microsoft.com/office/word/2018/wordml" xmlns:w16cex="http://schemas.microsoft.com/office/word/2018/wordml/cex" xmlns:w16cid="http://schemas.microsoft.com/office/word/2016/wordml/cid" xmlns="http://schemas.microsoft.com/office/tasks/2019/documenttasks" xmlns:cr="http://schemas.microsoft.com/office/comments/2020/reactions">
   <w:abstractNum w:abstractNumId="1">
@@ -4207,11 +5476,237 @@
       </w:rPr>
     </w:lvl>
   </w:abstractNum>
+  <w:abstractNum w:abstractNumId="3">
+    <w:lvl w:ilvl="0">
+      <w:start w:val="1"/>
+      <w:numFmt w:val="decimal"/>
+      <w:lvlText w:val="%1."/>
+      <w:lvlJc w:val="right"/>
+      <w:pPr>
+        <w:ind w:left="720" w:hanging="360"/>
+      </w:pPr>
+      <w:rPr>
+        <w:u w:val="none"/>
+      </w:rPr>
+    </w:lvl>
+    <w:lvl w:ilvl="1">
+      <w:start w:val="1"/>
+      <w:numFmt w:val="decimal"/>
+      <w:lvlText w:val="%1.%2."/>
+      <w:lvlJc w:val="right"/>
+      <w:pPr>
+        <w:ind w:left="1440" w:hanging="360"/>
+      </w:pPr>
+      <w:rPr>
+        <w:u w:val="none"/>
+      </w:rPr>
+    </w:lvl>
+    <w:lvl w:ilvl="2">
+      <w:start w:val="1"/>
+      <w:numFmt w:val="decimal"/>
+      <w:lvlText w:val="%1.%2.%3."/>
+      <w:lvlJc w:val="right"/>
+      <w:pPr>
+        <w:ind w:left="2160" w:hanging="360"/>
+      </w:pPr>
+      <w:rPr>
+        <w:u w:val="none"/>
+      </w:rPr>
+    </w:lvl>
+    <w:lvl w:ilvl="3">
+      <w:start w:val="1"/>
+      <w:numFmt w:val="decimal"/>
+      <w:lvlText w:val="%1.%2.%3.%4."/>
+      <w:lvlJc w:val="right"/>
+      <w:pPr>
+        <w:ind w:left="2880" w:hanging="360"/>
+      </w:pPr>
+      <w:rPr>
+        <w:u w:val="none"/>
+      </w:rPr>
+    </w:lvl>
+    <w:lvl w:ilvl="4">
+      <w:start w:val="1"/>
+      <w:numFmt w:val="decimal"/>
+      <w:lvlText w:val="%1.%2.%3.%4.%5."/>
+      <w:lvlJc w:val="right"/>
+      <w:pPr>
+        <w:ind w:left="3600" w:hanging="360"/>
+      </w:pPr>
+      <w:rPr>
+        <w:u w:val="none"/>
+      </w:rPr>
+    </w:lvl>
+    <w:lvl w:ilvl="5">
+      <w:start w:val="1"/>
+      <w:numFmt w:val="decimal"/>
+      <w:lvlText w:val="%1.%2.%3.%4.%5.%6."/>
+      <w:lvlJc w:val="right"/>
+      <w:pPr>
+        <w:ind w:left="4320" w:hanging="360"/>
+      </w:pPr>
+      <w:rPr>
+        <w:u w:val="none"/>
+      </w:rPr>
+    </w:lvl>
+    <w:lvl w:ilvl="6">
+      <w:start w:val="1"/>
+      <w:numFmt w:val="decimal"/>
+      <w:lvlText w:val="%1.%2.%3.%4.%5.%6.%7."/>
+      <w:lvlJc w:val="right"/>
+      <w:pPr>
+        <w:ind w:left="5040" w:hanging="360"/>
+      </w:pPr>
+      <w:rPr>
+        <w:u w:val="none"/>
+      </w:rPr>
+    </w:lvl>
+    <w:lvl w:ilvl="7">
+      <w:start w:val="1"/>
+      <w:numFmt w:val="decimal"/>
+      <w:lvlText w:val="%1.%2.%3.%4.%5.%6.%7.%8."/>
+      <w:lvlJc w:val="right"/>
+      <w:pPr>
+        <w:ind w:left="5760" w:hanging="360"/>
+      </w:pPr>
+      <w:rPr>
+        <w:u w:val="none"/>
+      </w:rPr>
+    </w:lvl>
+    <w:lvl w:ilvl="8">
+      <w:start w:val="1"/>
+      <w:numFmt w:val="decimal"/>
+      <w:lvlText w:val="%1.%2.%3.%4.%5.%6.%7.%8.%9."/>
+      <w:lvlJc w:val="right"/>
+      <w:pPr>
+        <w:ind w:left="6480" w:hanging="360"/>
+      </w:pPr>
+      <w:rPr>
+        <w:u w:val="none"/>
+      </w:rPr>
+    </w:lvl>
+  </w:abstractNum>
+  <w:abstractNum w:abstractNumId="4">
+    <w:lvl w:ilvl="0">
+      <w:start w:val="1"/>
+      <w:numFmt w:val="decimal"/>
+      <w:lvlText w:val="%1."/>
+      <w:lvlJc w:val="left"/>
+      <w:pPr>
+        <w:ind w:left="720" w:hanging="360"/>
+      </w:pPr>
+      <w:rPr>
+        <w:u w:val="none"/>
+      </w:rPr>
+    </w:lvl>
+    <w:lvl w:ilvl="1">
+      <w:start w:val="1"/>
+      <w:numFmt w:val="lowerLetter"/>
+      <w:lvlText w:val="%2."/>
+      <w:lvlJc w:val="left"/>
+      <w:pPr>
+        <w:ind w:left="1440" w:hanging="360"/>
+      </w:pPr>
+      <w:rPr>
+        <w:u w:val="none"/>
+      </w:rPr>
+    </w:lvl>
+    <w:lvl w:ilvl="2">
+      <w:start w:val="1"/>
+      <w:numFmt w:val="lowerRoman"/>
+      <w:lvlText w:val="%3."/>
+      <w:lvlJc w:val="right"/>
+      <w:pPr>
+        <w:ind w:left="2160" w:hanging="360"/>
+      </w:pPr>
+      <w:rPr>
+        <w:u w:val="none"/>
+      </w:rPr>
+    </w:lvl>
+    <w:lvl w:ilvl="3">
+      <w:start w:val="1"/>
+      <w:numFmt w:val="decimal"/>
+      <w:lvlText w:val="%4."/>
+      <w:lvlJc w:val="left"/>
+      <w:pPr>
+        <w:ind w:left="2880" w:hanging="360"/>
+      </w:pPr>
+      <w:rPr>
+        <w:u w:val="none"/>
+      </w:rPr>
+    </w:lvl>
+    <w:lvl w:ilvl="4">
+      <w:start w:val="1"/>
+      <w:numFmt w:val="lowerLetter"/>
+      <w:lvlText w:val="%5."/>
+      <w:lvlJc w:val="left"/>
+      <w:pPr>
+        <w:ind w:left="3600" w:hanging="360"/>
+      </w:pPr>
+      <w:rPr>
+        <w:u w:val="none"/>
+      </w:rPr>
+    </w:lvl>
+    <w:lvl w:ilvl="5">
+      <w:start w:val="1"/>
+      <w:numFmt w:val="lowerRoman"/>
+      <w:lvlText w:val="%6."/>
+      <w:lvlJc w:val="right"/>
+      <w:pPr>
+        <w:ind w:left="4320" w:hanging="360"/>
+      </w:pPr>
+      <w:rPr>
+        <w:u w:val="none"/>
+      </w:rPr>
+    </w:lvl>
+    <w:lvl w:ilvl="6">
+      <w:start w:val="1"/>
+      <w:numFmt w:val="decimal"/>
+      <w:lvlText w:val="%7."/>
+      <w:lvlJc w:val="left"/>
+      <w:pPr>
+        <w:ind w:left="5040" w:hanging="360"/>
+      </w:pPr>
+      <w:rPr>
+        <w:u w:val="none"/>
+      </w:rPr>
+    </w:lvl>
+    <w:lvl w:ilvl="7">
+      <w:start w:val="1"/>
+      <w:numFmt w:val="lowerLetter"/>
+      <w:lvlText w:val="%8."/>
+      <w:lvlJc w:val="left"/>
+      <w:pPr>
+        <w:ind w:left="5760" w:hanging="360"/>
+      </w:pPr>
+      <w:rPr>
+        <w:u w:val="none"/>
+      </w:rPr>
+    </w:lvl>
+    <w:lvl w:ilvl="8">
+      <w:start w:val="1"/>
+      <w:numFmt w:val="lowerRoman"/>
+      <w:lvlText w:val="%9."/>
+      <w:lvlJc w:val="right"/>
+      <w:pPr>
+        <w:ind w:left="6480" w:hanging="360"/>
+      </w:pPr>
+      <w:rPr>
+        <w:u w:val="none"/>
+      </w:rPr>
+    </w:lvl>
+  </w:abstractNum>
   <w:num w:numId="1">
     <w:abstractNumId w:val="1"/>
   </w:num>
   <w:num w:numId="2">
     <w:abstractNumId w:val="2"/>
+  </w:num>
+  <w:num w:numId="3">
+    <w:abstractNumId w:val="3"/>
+  </w:num>
+  <w:num w:numId="4">
+    <w:abstractNumId w:val="4"/>
   </w:num>
 </w:numbering>
 </file>
@@ -4355,6 +5850,20 @@
       <w:sz w:val="72"/>
       <w:szCs w:val="72"/>
     </w:rPr>
+  </w:style>
+  <w:style w:type="table" w:styleId="TableNormal" w:default="1">
+    <w:name w:val="TableNormal"/>
+    <w:tblPr>
+      <w:tblCellMar>
+        <w:top w:w="100.0" w:type="dxa"/>
+        <w:left w:w="100.0" w:type="dxa"/>
+        <w:bottom w:w="100.0" w:type="dxa"/>
+        <w:right w:w="100.0" w:type="dxa"/>
+      </w:tblCellMar>
+    </w:tblPr>
+  </w:style>
+  <w:style w:type="paragraph" w:styleId="Normal" w:default="1">
+    <w:name w:val="normal"/>
   </w:style>
   <w:style w:type="table" w:styleId="TableNormal" w:default="1">
     <w:name w:val="TableNormal"/>
@@ -4921,7 +6430,7 @@
 
 <file path=customXML/item1.xml><?xml version="1.0" encoding="utf-8"?>
 <go:gDocsCustomXmlDataStorage xmlns:go="http://customooxmlschemas.google.com/" xmlns:r="http://schemas.openxmlformats.org/officeDocument/2006/relationships" uri="GoogleDocsCustomDataVersion2">
-  <go:docsCustomData xmlns:go="http://customooxmlschemas.google.com/" roundtripDataSignature="AMtx7mjzOIWdGEQ4sYlLEr8m7Z/7qjpnog==">CgMxLjAyDmguanI4YTVrdXJnMWxqMg5oLjFjN25jaXJpNTB2ZzgAciExNWZhV0ZlbEMwZ3ozNlVGSDQ3dlF1Mlc0VUNIN1REdjY=</go:docsCustomData>
+  <go:docsCustomData xmlns:go="http://customooxmlschemas.google.com/" roundtripDataSignature="AMtx7mjbsYsY81g8wMg/hp9pFHVeLUiOfA==">CgMxLjAyDmguanI4YTVrdXJnMWxqMg5oLjFjN25jaXJpNTB2ZzgAciExeEY5N2xORU55VGl2eHFYb1VkdTJvWVNmd082dG1KUHE=</go:docsCustomData>
 </go:gDocsCustomXmlDataStorage>
 </file>
 
